--- a/docx4j-core-tests/src/test/resources/OpenDoPE/text-bind-parity.docx
+++ b/docx4j-core-tests/src/test/resources/OpenDoPE/text-bind-parity.docx
@@ -2731,7 +2731,7 @@
         <img1>iVBORw0KGgoAAAANSUhEUgAAAAEAAAABCAYAAAAfFcSJAAAADUlEQVR42mP8z8BQDwAEhQGAhKmMIQAAAABJRU5ErkJggg==</img1>
         <img2>iVBORw0KGgoAAAANSUhEUgAAAAEAAAABCAYAAAAfFcSJAAAADUlEQVR42mP8z8BQDwAEhQGAhKmMIQAAAABJRU5ErkJggg==</img2>
         <img3>iVBORw0KGgoAAAANSUhEUgAAAAEAAAABCAYAAAAfFcSJAAAADUlEQVR42mP8z8BQDwAEhQGAhKmMIQAAAABJRU5ErkJggg==</img3>
-        <flatOpc>&lt;pkg:package xmlns:pkg="http://schemas.microsoft.com/office/2006/xmlPackage"&gt;&lt;pkg:part pkg:name="/word/document.xml" pkg:contentType="application/vnd.openxmlformats-officedocument.wordprocessingml.document.main+xml"&gt;&lt;pkg:xmlData&gt;&lt;w:document xmlns:w="http://schemas.openxmlformats.org/wordprocessingml/2006/main"&gt;&lt;w:body&gt;&lt;w:p&gt;&lt;w:r&gt;&lt;w:t&gt;FLATOPCTEXT&lt;/w:t&gt;&lt;/w:r&gt;&lt;/w:p&gt;&lt;/w:body&gt;&lt;/w:document&gt;&lt;/pkg:xmlData&gt;&lt;/pkg:part&gt;&lt;/pkg:package&gt;</flatOpc>
+        <flatOpc>&lt;pkg:package xmlns:pkg="http://schemas.microsoft.com/office/2006/xmlPackage"&gt;&lt;pkg:part pkg:name="/_rels/.rels" pkg:contentType="application/vnd.openxmlformats-package.relationships+xml" pkg:padding="512"&gt;&lt;pkg:xmlData&gt;&lt;Relationships xmlns="http://schemas.openxmlformats.org/package/2006/relationships"&gt;&lt;Relationship Id="rId1" Type="http://schemas.openxmlformats.org/officeDocument/2006/relationships/officeDocument" Target="word/document.xml"/&gt;&lt;/Relationships&gt;&lt;/pkg:xmlData&gt;&lt;/pkg:part&gt;&lt;pkg:part pkg:name="/word/document.xml" pkg:contentType="application/vnd.openxmlformats-officedocument.wordprocessingml.document.main+xml"&gt;&lt;pkg:xmlData&gt;&lt;w:document xmlns:w="http://schemas.openxmlformats.org/wordprocessingml/2006/main"&gt;&lt;w:body&gt;&lt;w:p&gt;&lt;w:r&gt;&lt;w:t&gt;FLATOPCTEXT&lt;/w:t&gt;&lt;/w:r&gt;&lt;/w:p&gt;&lt;/w:body&gt;&lt;/w:document&gt;&lt;/pkg:xmlData&gt;&lt;/pkg:part&gt;&lt;/pkg:package&gt;</flatOpc>
         <xhtmlVal>&lt;html&gt;&lt;head&gt;&lt;title&gt;t&lt;/title&gt;&lt;/head&gt;&lt;body&gt;&lt;p&gt;XHTMLCONTENT&lt;/p&gt;&lt;/body&gt;&lt;/html&gt;</xhtmlVal>
         <link>Click https://www.docx4java.org/ now</link>
         <isoDate>2026-08-19T00:00:00Z</isoDate>
